--- a/板书2/录音考点.docx
+++ b/板书2/录音考点.docx
@@ -51,6 +51,233 @@
       <w:r>
         <w:drawing>
           <wp:inline distT="0" distB="0" distL="114300" distR="114300">
+            <wp:extent cx="4140835" cy="2112010"/>
+            <wp:effectExtent l="0" t="0" r="12065" b="8890"/>
+            <wp:docPr id="3" name="图片 1"/>
+            <wp:cNvGraphicFramePr>
+              <a:graphicFrameLocks xmlns:a="http://schemas.openxmlformats.org/drawingml/2006/main" noChangeAspect="1"/>
+            </wp:cNvGraphicFramePr>
+            <a:graphic xmlns:a="http://schemas.openxmlformats.org/drawingml/2006/main">
+              <a:graphicData uri="http://schemas.openxmlformats.org/drawingml/2006/picture">
+                <pic:pic xmlns:pic="http://schemas.openxmlformats.org/drawingml/2006/picture">
+                  <pic:nvPicPr>
+                    <pic:cNvPr id="3" name="图片 1"/>
+                    <pic:cNvPicPr>
+                      <a:picLocks noChangeAspect="1"/>
+                    </pic:cNvPicPr>
+                  </pic:nvPicPr>
+                  <pic:blipFill>
+                    <a:blip r:embed="rId5"/>
+                    <a:stretch>
+                      <a:fillRect/>
+                    </a:stretch>
+                  </pic:blipFill>
+                  <pic:spPr>
+                    <a:xfrm>
+                      <a:off x="0" y="0"/>
+                      <a:ext cx="4140835" cy="2112010"/>
+                    </a:xfrm>
+                    <a:prstGeom prst="rect">
+                      <a:avLst/>
+                    </a:prstGeom>
+                    <a:noFill/>
+                    <a:ln>
+                      <a:noFill/>
+                    </a:ln>
+                  </pic:spPr>
+                </pic:pic>
+              </a:graphicData>
+            </a:graphic>
+          </wp:inline>
+        </w:drawing>
+      </w:r>
+    </w:p>
+    <w:p>
+      <w:r>
+        <w:drawing>
+          <wp:inline distT="0" distB="0" distL="114300" distR="114300">
+            <wp:extent cx="4182745" cy="3462020"/>
+            <wp:effectExtent l="0" t="0" r="8255" b="5080"/>
+            <wp:docPr id="4" name="图片 2"/>
+            <wp:cNvGraphicFramePr>
+              <a:graphicFrameLocks xmlns:a="http://schemas.openxmlformats.org/drawingml/2006/main" noChangeAspect="1"/>
+            </wp:cNvGraphicFramePr>
+            <a:graphic xmlns:a="http://schemas.openxmlformats.org/drawingml/2006/main">
+              <a:graphicData uri="http://schemas.openxmlformats.org/drawingml/2006/picture">
+                <pic:pic xmlns:pic="http://schemas.openxmlformats.org/drawingml/2006/picture">
+                  <pic:nvPicPr>
+                    <pic:cNvPr id="4" name="图片 2"/>
+                    <pic:cNvPicPr>
+                      <a:picLocks noChangeAspect="1"/>
+                    </pic:cNvPicPr>
+                  </pic:nvPicPr>
+                  <pic:blipFill>
+                    <a:blip r:embed="rId6"/>
+                    <a:stretch>
+                      <a:fillRect/>
+                    </a:stretch>
+                  </pic:blipFill>
+                  <pic:spPr>
+                    <a:xfrm>
+                      <a:off x="0" y="0"/>
+                      <a:ext cx="4182745" cy="3462020"/>
+                    </a:xfrm>
+                    <a:prstGeom prst="rect">
+                      <a:avLst/>
+                    </a:prstGeom>
+                    <a:noFill/>
+                    <a:ln>
+                      <a:noFill/>
+                    </a:ln>
+                  </pic:spPr>
+                </pic:pic>
+              </a:graphicData>
+            </a:graphic>
+          </wp:inline>
+        </w:drawing>
+      </w:r>
+    </w:p>
+    <w:p>
+      <w:r>
+        <w:drawing>
+          <wp:inline distT="0" distB="0" distL="114300" distR="114300">
+            <wp:extent cx="4179570" cy="3339465"/>
+            <wp:effectExtent l="0" t="0" r="11430" b="635"/>
+            <wp:docPr id="5" name="图片 3"/>
+            <wp:cNvGraphicFramePr>
+              <a:graphicFrameLocks xmlns:a="http://schemas.openxmlformats.org/drawingml/2006/main" noChangeAspect="1"/>
+            </wp:cNvGraphicFramePr>
+            <a:graphic xmlns:a="http://schemas.openxmlformats.org/drawingml/2006/main">
+              <a:graphicData uri="http://schemas.openxmlformats.org/drawingml/2006/picture">
+                <pic:pic xmlns:pic="http://schemas.openxmlformats.org/drawingml/2006/picture">
+                  <pic:nvPicPr>
+                    <pic:cNvPr id="5" name="图片 3"/>
+                    <pic:cNvPicPr>
+                      <a:picLocks noChangeAspect="1"/>
+                    </pic:cNvPicPr>
+                  </pic:nvPicPr>
+                  <pic:blipFill>
+                    <a:blip r:embed="rId7"/>
+                    <a:stretch>
+                      <a:fillRect/>
+                    </a:stretch>
+                  </pic:blipFill>
+                  <pic:spPr>
+                    <a:xfrm>
+                      <a:off x="0" y="0"/>
+                      <a:ext cx="4179570" cy="3339465"/>
+                    </a:xfrm>
+                    <a:prstGeom prst="rect">
+                      <a:avLst/>
+                    </a:prstGeom>
+                    <a:noFill/>
+                    <a:ln>
+                      <a:noFill/>
+                    </a:ln>
+                  </pic:spPr>
+                </pic:pic>
+              </a:graphicData>
+            </a:graphic>
+          </wp:inline>
+        </w:drawing>
+      </w:r>
+    </w:p>
+    <w:p>
+      <w:r>
+        <w:drawing>
+          <wp:inline distT="0" distB="0" distL="114300" distR="114300">
+            <wp:extent cx="4097020" cy="4254500"/>
+            <wp:effectExtent l="0" t="0" r="5080" b="0"/>
+            <wp:docPr id="6" name="图片 4"/>
+            <wp:cNvGraphicFramePr>
+              <a:graphicFrameLocks xmlns:a="http://schemas.openxmlformats.org/drawingml/2006/main" noChangeAspect="1"/>
+            </wp:cNvGraphicFramePr>
+            <a:graphic xmlns:a="http://schemas.openxmlformats.org/drawingml/2006/main">
+              <a:graphicData uri="http://schemas.openxmlformats.org/drawingml/2006/picture">
+                <pic:pic xmlns:pic="http://schemas.openxmlformats.org/drawingml/2006/picture">
+                  <pic:nvPicPr>
+                    <pic:cNvPr id="6" name="图片 4"/>
+                    <pic:cNvPicPr>
+                      <a:picLocks noChangeAspect="1"/>
+                    </pic:cNvPicPr>
+                  </pic:nvPicPr>
+                  <pic:blipFill>
+                    <a:blip r:embed="rId8"/>
+                    <a:stretch>
+                      <a:fillRect/>
+                    </a:stretch>
+                  </pic:blipFill>
+                  <pic:spPr>
+                    <a:xfrm>
+                      <a:off x="0" y="0"/>
+                      <a:ext cx="4097020" cy="4254500"/>
+                    </a:xfrm>
+                    <a:prstGeom prst="rect">
+                      <a:avLst/>
+                    </a:prstGeom>
+                    <a:noFill/>
+                    <a:ln>
+                      <a:noFill/>
+                    </a:ln>
+                  </pic:spPr>
+                </pic:pic>
+              </a:graphicData>
+            </a:graphic>
+          </wp:inline>
+        </w:drawing>
+      </w:r>
+    </w:p>
+    <w:p>
+      <w:r>
+        <w:drawing>
+          <wp:inline distT="0" distB="0" distL="114300" distR="114300">
+            <wp:extent cx="4089400" cy="1520825"/>
+            <wp:effectExtent l="0" t="0" r="0" b="3175"/>
+            <wp:docPr id="7" name="图片 5"/>
+            <wp:cNvGraphicFramePr>
+              <a:graphicFrameLocks xmlns:a="http://schemas.openxmlformats.org/drawingml/2006/main" noChangeAspect="1"/>
+            </wp:cNvGraphicFramePr>
+            <a:graphic xmlns:a="http://schemas.openxmlformats.org/drawingml/2006/main">
+              <a:graphicData uri="http://schemas.openxmlformats.org/drawingml/2006/picture">
+                <pic:pic xmlns:pic="http://schemas.openxmlformats.org/drawingml/2006/picture">
+                  <pic:nvPicPr>
+                    <pic:cNvPr id="7" name="图片 5"/>
+                    <pic:cNvPicPr>
+                      <a:picLocks noChangeAspect="1"/>
+                    </pic:cNvPicPr>
+                  </pic:nvPicPr>
+                  <pic:blipFill>
+                    <a:blip r:embed="rId9"/>
+                    <a:stretch>
+                      <a:fillRect/>
+                    </a:stretch>
+                  </pic:blipFill>
+                  <pic:spPr>
+                    <a:xfrm>
+                      <a:off x="0" y="0"/>
+                      <a:ext cx="4089400" cy="1520825"/>
+                    </a:xfrm>
+                    <a:prstGeom prst="rect">
+                      <a:avLst/>
+                    </a:prstGeom>
+                    <a:noFill/>
+                    <a:ln>
+                      <a:noFill/>
+                    </a:ln>
+                  </pic:spPr>
+                </pic:pic>
+              </a:graphicData>
+            </a:graphic>
+          </wp:inline>
+        </w:drawing>
+      </w:r>
+      <w:bookmarkStart w:id="0" w:name="_GoBack"/>
+      <w:bookmarkEnd w:id="0"/>
+    </w:p>
+    <w:p>
+      <w:r>
+        <w:drawing>
+          <wp:inline distT="0" distB="0" distL="114300" distR="114300">
             <wp:extent cx="5266690" cy="5189855"/>
             <wp:effectExtent l="0" t="0" r="3810" b="4445"/>
             <wp:docPr id="2" name="图片 2"/>
@@ -67,7 +294,7 @@
                     </pic:cNvPicPr>
                   </pic:nvPicPr>
                   <pic:blipFill>
-                    <a:blip r:embed="rId5"/>
+                    <a:blip r:embed="rId10"/>
                     <a:stretch>
                       <a:fillRect/>
                     </a:stretch>
@@ -91,8 +318,6 @@
           </wp:inline>
         </w:drawing>
       </w:r>
-      <w:bookmarkStart w:id="0" w:name="_GoBack"/>
-      <w:bookmarkEnd w:id="0"/>
     </w:p>
     <w:sectPr>
       <w:pgSz w:w="11906" w:h="16838"/>
